--- a/交互产品开发/Output/实验材料/交互产品开发_实验报告封面_实验1.docx
+++ b/交互产品开发/Output/实验材料/交互产品开发_实验报告封面_实验1.docx
@@ -393,7 +393,7 @@
           <w:sz w:val="32"/>
           <w:szCs w:val="32"/>
         </w:rPr>
-        <w:t xml:space="preserve">2026.03.18</w:t>
+        <w:t xml:space="preserve">2026.05.14</w:t>
       </w:r>
     </w:p>
     <w:p>

--- a/交互产品开发/Output/实验材料/交互产品开发_实验报告封面_实验1.docx
+++ b/交互产品开发/Output/实验材料/交互产品开发_实验报告封面_实验1.docx
@@ -212,7 +212,7 @@
           <w:sz w:val="32"/>
           <w:szCs w:val="32"/>
         </w:rPr>
-        <w:t xml:space="preserve">概念设计与交互主线 (Concept &amp; Flow)</w:t>
+        <w:t xml:space="preserve">JTBD 深度访谈 AI 陪练</w:t>
       </w:r>
     </w:p>
     <w:p>
@@ -965,7 +965,7 @@
                 <w:sz w:val="24"/>
                 <w:szCs w:val="24"/>
               </w:rPr>
-              <w:t xml:space="preserve">（一）运用精益 UX 定性调研方法（JTBD 深度访谈）确立痛点假设与 MVP 功能边界。</w:t>
+              <w:t xml:space="preserve">（一）掌握 JTBD（Jobs-to-be-Done）待办任务框架的三维度分析方法。</w:t>
             </w:r>
           </w:p>
           <w:p>
@@ -985,7 +985,7 @@
                 <w:sz w:val="24"/>
                 <w:szCs w:val="24"/>
               </w:rPr>
-              <w:t xml:space="preserve">（二）能够运用目标导向设计思路，输出包含核心心智模型与页面流向的状态流转架构图。</w:t>
+              <w:t xml:space="preserve">（二）掌握 5-Whys 连环追问法，对表层回答进行深度追问。</w:t>
             </w:r>
           </w:p>
           <w:p>
@@ -1005,7 +1005,7 @@
                 <w:sz w:val="24"/>
                 <w:szCs w:val="24"/>
               </w:rPr>
-              <w:t xml:space="preserve">（三）掌握 Proto-Persona 与假设声明的撰写方法，完成从痛点洞察到 MVP 的收敛设计。</w:t>
+              <w:t xml:space="preserve">（三）掌握 Problem Statement 问题陈述公式。</w:t>
             </w:r>
           </w:p>
           <w:p>
@@ -1088,7 +1088,7 @@
                 <w:sz w:val="24"/>
                 <w:szCs w:val="24"/>
               </w:rPr>
-              <w:t xml:space="preserve">2. 软件：Windows 10+；Figma / FigJam（线框图）、笔记软件（访谈记录）</w:t>
+              <w:t xml:space="preserve">2. 软件：AI 对话平台（DeepSeek / 豆包 / Kimi 等）</w:t>
             </w:r>
           </w:p>
           <w:bookmarkEnd w:id="25"/>
@@ -1161,7 +1161,7 @@
                 <w:sz w:val="24"/>
                 <w:szCs w:val="24"/>
               </w:rPr>
-              <w:t xml:space="preserve">1. 进行早期定性研究与业务痛点发掘（5 Why 深度访谈法）。</w:t>
+              <w:t xml:space="preserve">1. 注入系统提示词并选择盲盒角色。</w:t>
             </w:r>
           </w:p>
           <w:p>
@@ -1180,7 +1180,7 @@
                 <w:sz w:val="24"/>
                 <w:szCs w:val="24"/>
               </w:rPr>
-              <w:t xml:space="preserve">2. 基于 JTBD 洞察撰写假设声明，确立交互应用的最小可行性清单（MVP）。</w:t>
+              <w:t xml:space="preserve">2. 进行情境沉浸提问与 5-Whys 连环追问。</w:t>
             </w:r>
           </w:p>
           <w:p>
@@ -1199,7 +1199,7 @@
                 <w:sz w:val="24"/>
                 <w:szCs w:val="24"/>
               </w:rPr>
-              <w:t xml:space="preserve">3. 将 MVP 清单转化为包含核心心智模型与页面流向的状态流转白板图/线框草图。</w:t>
+              <w:t xml:space="preserve">3. 获取结构化的 Proto-Persona 数据卡总结。</w:t>
             </w:r>
           </w:p>
           <w:p>

--- a/交互产品开发/Output/实验材料/交互产品开发_实验报告封面_实验1.docx
+++ b/交互产品开发/Output/实验材料/交互产品开发_实验报告封面_实验1.docx
@@ -212,7 +212,7 @@
           <w:sz w:val="32"/>
           <w:szCs w:val="32"/>
         </w:rPr>
-        <w:t xml:space="preserve">JTBD 深度访谈 AI 陪练</w:t>
+        <w:t xml:space="preserve">Jobs to be Done 的反弹陪练</w:t>
       </w:r>
     </w:p>
     <w:p>
@@ -410,6 +410,25 @@
     </w:p>
     <w:p>
       <w:pPr>
+        <w:widowControl/>
+        <w:jc w:val="left"/>
+        <w:rPr>
+          <w:color w:val="000000"/>
+          <w:sz w:val="30"/>
+          <w:szCs w:val="30"/>
+        </w:rPr>
+      </w:pPr>
+      <w:r>
+        <w:rPr>
+          <w:color w:val="000000"/>
+          <w:sz w:val="30"/>
+          <w:szCs w:val="30"/>
+        </w:rPr>
+        <w:br w:type="page"/>
+      </w:r>
+    </w:p>
+    <w:p>
+      <w:pPr>
         <w:spacing w:line="360" w:lineRule="auto"/>
         <w:rPr>
           <w:color w:val="000000"/>
@@ -445,7 +464,6 @@
           <w:sz w:val="44"/>
           <w:szCs w:val="44"/>
         </w:rPr>
-        <w:lastRenderedPageBreak/>
         <w:t>实验报告说明</w:t>
       </w:r>
     </w:p>
@@ -835,7 +853,6 @@
             <w:pPr>
               <w:jc w:val="center"/>
               <w:rPr>
-                <w:rFonts w:hint="eastAsia"/>
                 <w:sz w:val="24"/>
                 <w:szCs w:val="24"/>
               </w:rPr>
@@ -965,7 +982,7 @@
                 <w:sz w:val="24"/>
                 <w:szCs w:val="24"/>
               </w:rPr>
-              <w:t xml:space="preserve">（一）掌握 JTBD（Jobs-to-be-Done）待办任务框架的三维度分析方法。</w:t>
+              <w:t xml:space="preserve">（一）掌握 JTBD（Jobs-to-be-Done）待办任务框架的三维度分析方法——功能任务、社会任务、情感任务，能在访谈中准确识别用户的多层需求。</w:t>
             </w:r>
           </w:p>
           <w:p>
@@ -985,7 +1002,7 @@
                 <w:sz w:val="24"/>
                 <w:szCs w:val="24"/>
               </w:rPr>
-              <w:t xml:space="preserve">（二）掌握 5-Whys 连环追问法，对表层回答进行深度追问。</w:t>
+              <w:t xml:space="preserve">（二）掌握 5-Whys 连环追问法，能对用户的表层回答进行至少三层深度追问，逐步剥离表象，逼近问题根因。</w:t>
             </w:r>
           </w:p>
           <w:p>
@@ -1005,7 +1022,7 @@
                 <w:sz w:val="24"/>
                 <w:szCs w:val="24"/>
               </w:rPr>
-              <w:t xml:space="preserve">（三）掌握 Problem Statement 问题陈述公式。</w:t>
+              <w:t xml:space="preserve">（三）理解 言行鸿沟 (Say-Do Gap) 现象，能在模拟访谈中识别用户给出的「社会期望答案」与其真实行为之间的偏差。</w:t>
             </w:r>
           </w:p>
           <w:p>
@@ -1013,7 +1030,46 @@
               <w:spacing w:line="288" w:lineRule="auto"/>
               <w:ind w:firstLineChars="200" w:firstLine="480"/>
               <w:rPr>
-                <w:rFonts w:hint="eastAsia"/>
+                <w:rFonts w:ascii="SimSun" w:hAnsi="SimSun" w:cs="SimSun"/>
+                <w:sz w:val="24"/>
+                <w:szCs w:val="24"/>
+              </w:rPr>
+            </w:pPr>
+            <w:r>
+              <w:rPr>
+                <w:rStyle w:val="CommentReference"/>
+                <w:rFonts w:ascii="SimSun" w:hAnsi="SimSun" w:cs="SimSun" w:hint="eastAsia"/>
+                <w:sz w:val="24"/>
+                <w:szCs w:val="24"/>
+              </w:rPr>
+              <w:t xml:space="preserve">（四）掌握 Problem Statement 问题陈述公式——「【具象用户】非常需要【动词+任务】，因为【深层动机】」，能将零散痛点锻压为结构化陈述。</w:t>
+            </w:r>
+          </w:p>
+          <w:p>
+            <w:pPr>
+              <w:spacing w:line="288" w:lineRule="auto"/>
+              <w:ind w:firstLineChars="200" w:firstLine="480"/>
+              <w:rPr>
+                <w:rFonts w:ascii="SimSun" w:hAnsi="SimSun" w:cs="SimSun"/>
+                <w:sz w:val="24"/>
+                <w:szCs w:val="24"/>
+              </w:rPr>
+            </w:pPr>
+            <w:r>
+              <w:rPr>
+                <w:rStyle w:val="CommentReference"/>
+                <w:rFonts w:ascii="SimSun" w:hAnsi="SimSun" w:cs="SimSun" w:hint="eastAsia"/>
+                <w:sz w:val="24"/>
+                <w:szCs w:val="24"/>
+              </w:rPr>
+              <w:t xml:space="preserve">（五）熟悉 深度访谈五步法（破冰→探寻→剥洋葱→还原→收拢）的完整流程，建立结构化的用户研究方法论。</w:t>
+            </w:r>
+          </w:p>
+          <w:p>
+            <w:pPr>
+              <w:spacing w:line="288" w:lineRule="auto"/>
+              <w:ind w:firstLineChars="200" w:firstLine="480"/>
+              <w:rPr>
                 <w:sz w:val="24"/>
                 <w:szCs w:val="24"/>
               </w:rPr>
@@ -1068,7 +1124,7 @@
                 <w:sz w:val="24"/>
                 <w:szCs w:val="24"/>
               </w:rPr>
-              <w:t xml:space="preserve">1. 硬件：个人计算机（学校机房或自备）</w:t>
+              <w:t xml:space="preserve">1. 硬件：个人计算机（学校机房或自备笔记本）</w:t>
             </w:r>
           </w:p>
           <w:p>
@@ -1088,7 +1144,27 @@
                 <w:sz w:val="24"/>
                 <w:szCs w:val="24"/>
               </w:rPr>
-              <w:t xml:space="preserve">2. 软件：AI 对话平台（DeepSeek / 豆包 / Kimi 等）</w:t>
+              <w:t xml:space="preserve">2. 软件平台：AI 对话平台（如DeepSeek、Kimi等）</w:t>
+            </w:r>
+          </w:p>
+          <w:p>
+            <w:pPr>
+              <w:spacing w:line="288" w:lineRule="auto"/>
+              <w:ind w:firstLineChars="200" w:firstLine="480"/>
+              <w:rPr>
+                <w:rFonts w:ascii="SimSun" w:hAnsi="SimSun" w:cs="SimSun"/>
+                <w:sz w:val="24"/>
+                <w:szCs w:val="24"/>
+              </w:rPr>
+            </w:pPr>
+            <w:r>
+              <w:rPr>
+                <w:rStyle w:val="CommentReference"/>
+                <w:rFonts w:ascii="SimSun" w:hAnsi="SimSun" w:cs="SimSun" w:hint="eastAsia"/>
+                <w:sz w:val="24"/>
+                <w:szCs w:val="24"/>
+              </w:rPr>
+              <w:t xml:space="preserve">3. 实验材料：教师版系统提示词、学生版实操对战指南</w:t>
             </w:r>
           </w:p>
           <w:bookmarkEnd w:id="25"/>
@@ -1161,7 +1237,7 @@
                 <w:sz w:val="24"/>
                 <w:szCs w:val="24"/>
               </w:rPr>
-              <w:t xml:space="preserve">1. 注入系统提示词并选择盲盒角色。</w:t>
+              <w:t xml:space="preserve">1. 注入系统提示词并选择盲盒角色进行反弹对抗。</w:t>
             </w:r>
           </w:p>
           <w:p>
@@ -1199,7 +1275,7 @@
                 <w:sz w:val="24"/>
                 <w:szCs w:val="24"/>
               </w:rPr>
-              <w:t xml:space="preserve">3. 获取结构化的 Proto-Persona 数据卡总结。</w:t>
+              <w:t xml:space="preserve">3. 提炼并明确用户的核心待办任务 (JTBD)。</w:t>
             </w:r>
           </w:p>
           <w:p>
@@ -1388,6 +1464,8 @@
           </w:tcPr>
           <w:p>
             <w:pPr>
+              <w:spacing w:line="400" w:lineRule="exact"/>
+              <w:ind w:rightChars="193" w:right="405"/>
               <w:rPr>
                 <w:b/>
                 <w:bCs/>
@@ -1409,6 +1487,8 @@
           </w:p>
           <w:p>
             <w:pPr>
+              <w:spacing w:line="400" w:lineRule="exact"/>
+              <w:ind w:rightChars="193" w:right="405"/>
               <w:rPr>
                 <w:rFonts w:ascii="SimSun" w:hAnsi="SimSun" w:cs="SimSun"/>
                 <w:b/>
@@ -1420,6 +1500,8 @@
           </w:p>
           <w:p>
             <w:pPr>
+              <w:spacing w:line="400" w:lineRule="exact"/>
+              <w:ind w:rightChars="193" w:right="405"/>
               <w:rPr>
                 <w:rFonts w:ascii="SimSun" w:hAnsi="SimSun" w:cs="SimSun"/>
                 <w:b/>
@@ -1441,52 +1523,27 @@
           </w:p>
           <w:p>
             <w:pPr>
+              <w:spacing w:line="400" w:lineRule="exact"/>
+              <w:ind w:rightChars="193" w:right="405"/>
               <w:rPr>
                 <w:rFonts w:ascii="SimSun" w:hAnsi="SimSun" w:cs="SimSun"/>
                 <w:sz w:val="24"/>
                 <w:szCs w:val="24"/>
               </w:rPr>
             </w:pPr>
-          </w:p>
-          <w:p>
-            <w:pPr>
-              <w:rPr>
-                <w:rFonts w:ascii="SimSun" w:hAnsi="SimSun" w:cs="SimSun"/>
-                <w:sz w:val="24"/>
-                <w:szCs w:val="24"/>
-              </w:rPr>
-            </w:pPr>
-          </w:p>
-          <w:p>
-            <w:pPr>
-              <w:rPr>
-                <w:rFonts w:ascii="SimSun" w:hAnsi="SimSun" w:cs="SimSun"/>
-                <w:sz w:val="24"/>
-                <w:szCs w:val="24"/>
-              </w:rPr>
-            </w:pPr>
-          </w:p>
-          <w:p>
-            <w:pPr>
-              <w:rPr>
-                <w:rFonts w:ascii="SimSun" w:hAnsi="SimSun" w:cs="SimSun"/>
-                <w:sz w:val="24"/>
-                <w:szCs w:val="24"/>
-              </w:rPr>
-            </w:pPr>
-          </w:p>
-          <w:p>
-            <w:pPr>
-              <w:rPr>
-                <w:rFonts w:ascii="SimSun" w:hAnsi="SimSun" w:cs="SimSun"/>
-                <w:sz w:val="24"/>
-                <w:szCs w:val="24"/>
-              </w:rPr>
-            </w:pPr>
-          </w:p>
-          <w:p>
-            <w:pPr>
-              <w:ind w:firstLineChars="2100" w:firstLine="5060"/>
+            <w:r>
+              <w:rPr>
+                <w:rFonts w:ascii="SimSun" w:hAnsi="SimSun" w:cs="SimSun" w:hint="eastAsia"/>
+                <w:sz w:val="24"/>
+                <w:szCs w:val="24"/>
+              </w:rPr>
+              <w:t>{{comment}}</w:t>
+            </w:r>
+          </w:p>
+          <w:p>
+            <w:pPr>
+              <w:spacing w:line="400" w:lineRule="exact"/>
+              <w:ind w:rightChars="193" w:right="405" w:firstLineChars="2100" w:firstLine="5060"/>
               <w:rPr>
                 <w:rFonts w:ascii="SimSun" w:hAnsi="SimSun" w:cs="SimSun"/>
                 <w:sz w:val="24"/>
@@ -1503,9 +1560,19 @@
               </w:rPr>
               <w:t>评分：</w:t>
             </w:r>
-          </w:p>
-          <w:p>
-            <w:pPr>
+            <w:r>
+              <w:rPr>
+                <w:rFonts w:ascii="SimSun" w:hAnsi="SimSun" w:cs="SimSun" w:hint="eastAsia"/>
+                <w:sz w:val="24"/>
+                <w:szCs w:val="24"/>
+              </w:rPr>
+              <w:t>{{score}}</w:t>
+            </w:r>
+          </w:p>
+          <w:p>
+            <w:pPr>
+              <w:spacing w:line="400" w:lineRule="exact"/>
+              <w:ind w:rightChars="193" w:right="405"/>
               <w:rPr>
                 <w:rFonts w:ascii="SimSun" w:hAnsi="SimSun" w:cs="SimSun"/>
                 <w:sz w:val="24"/>
@@ -1516,10 +1583,12 @@
           <w:p>
             <w:pPr>
               <w:wordWrap w:val="0"/>
-              <w:ind w:firstLineChars="1700" w:firstLine="4096"/>
-              <w:rPr>
-                <w:sz w:val="32"/>
-                <w:szCs w:val="32"/>
+              <w:spacing w:line="400" w:lineRule="exact"/>
+              <w:ind w:rightChars="193" w:right="405" w:firstLineChars="1700" w:firstLine="4096"/>
+              <w:rPr>
+                <w:rFonts w:ascii="SimSun" w:hAnsi="SimSun" w:cs="SimSun"/>
+                <w:sz w:val="24"/>
+                <w:szCs w:val="24"/>
               </w:rPr>
             </w:pPr>
             <w:r>
@@ -1532,6 +1601,23 @@
               </w:rPr>
               <w:t>指导教师签字：</w:t>
             </w:r>
+            <w:r>
+              <w:rPr>
+                <w:rFonts w:ascii="SimSun" w:hAnsi="SimSun" w:cs="SimSun" w:hint="eastAsia"/>
+                <w:sz w:val="24"/>
+                <w:szCs w:val="24"/>
+              </w:rPr>
+              <w:t>{{sign}}</w:t>
+            </w:r>
+          </w:p>
+          <w:p>
+            <w:pPr>
+              <w:wordWrap w:val="0"/>
+              <w:rPr>
+                <w:sz w:val="32"/>
+                <w:szCs w:val="32"/>
+              </w:rPr>
+            </w:pPr>
           </w:p>
         </w:tc>
       </w:tr>

--- a/交互产品开发/Output/实验材料/交互产品开发_实验报告封面_实验1.docx
+++ b/交互产品开发/Output/实验材料/交互产品开发_实验报告封面_实验1.docx
@@ -393,7 +393,7 @@
           <w:sz w:val="32"/>
           <w:szCs w:val="32"/>
         </w:rPr>
-        <w:t xml:space="preserve">2026.05.14</w:t>
+        <w:t>XXXX</w:t>
       </w:r>
     </w:p>
     <w:p>
@@ -801,7 +801,7 @@
                 <w:sz w:val="24"/>
                 <w:szCs w:val="24"/>
               </w:rPr>
-              <w:t xml:space="preserve">温泉校区 2实107</w:t>
+              <w:t xml:space="preserve">温泉校区 2实107;3实312</w:t>
             </w:r>
             <w:bookmarkEnd w:id="13"/>
           </w:p>
@@ -1042,7 +1042,7 @@
                 <w:sz w:val="24"/>
                 <w:szCs w:val="24"/>
               </w:rPr>
-              <w:t xml:space="preserve">（四）掌握 Problem Statement 问题陈述公式——「【具象用户】非常需要【动词+任务】，因为【深层动机】」，能将零散痛点锻压为结构化陈述。</w:t>
+              <w:t xml:space="preserve">（四）掌握 Problem Statement 问题陈述公式——「具象用户非常需要动词+任务，因为深层动机」，能将零散痛点锻压为结构化陈述。</w:t>
             </w:r>
           </w:p>
           <w:p>
